--- a/АП_ІК-11_Федоренко_ЛР-03.1.docx
+++ b/АП_ІК-11_Федоренко_ЛР-03.1.docx
@@ -35,15 +35,7 @@
           <w:sz w:val="20"/>
           <w:szCs w:val="20"/>
         </w:rPr>
-        <w:t>про виконання лабораторної роботи №</w:t>
-      </w:r>
-      <w:r>
-        <w:rPr>
-          <w:rFonts w:ascii="Courier New" w:hAnsi="Courier New" w:cs="Courier New"/>
-          <w:sz w:val="20"/>
-          <w:szCs w:val="20"/>
-        </w:rPr>
-        <w:t>03.1</w:t>
+        <w:t>про виконання лабораторної роботи №03.1</w:t>
       </w:r>
     </w:p>
     <w:p>
@@ -149,15 +141,7 @@
           <w:sz w:val="20"/>
           <w:szCs w:val="20"/>
         </w:rPr>
-        <w:t>студента групи</w:t>
-      </w:r>
-      <w:r>
-        <w:rPr>
-          <w:rFonts w:ascii="Courier New" w:hAnsi="Courier New" w:cs="Courier New"/>
-          <w:sz w:val="20"/>
-          <w:szCs w:val="20"/>
-        </w:rPr>
-        <w:t xml:space="preserve"> ІК-11</w:t>
+        <w:t>студента групи ІК-11</w:t>
       </w:r>
     </w:p>
     <w:p>
@@ -267,44 +251,7 @@
           <w:sz w:val="20"/>
           <w:szCs w:val="20"/>
         </w:rPr>
-        <w:t>Написати програму для обчислення і виводу на екран значення змінної y – функції від</w:t>
-      </w:r>
-      <w:r>
-        <w:rPr>
-          <w:rFonts w:ascii="Courier New" w:hAnsi="Courier New" w:cs="Courier New"/>
-          <w:sz w:val="20"/>
-          <w:szCs w:val="20"/>
-        </w:rPr>
-        <w:t xml:space="preserve"> </w:t>
-      </w:r>
-      <w:r>
-        <w:rPr>
-          <w:rFonts w:ascii="Courier New" w:hAnsi="Courier New" w:cs="Courier New"/>
-          <w:sz w:val="20"/>
-          <w:szCs w:val="20"/>
-        </w:rPr>
-        <w:t>аргументу x. x, y – дійсні числа.</w:t>
-      </w:r>
-    </w:p>
-    <w:p>
-      <w:pPr>
-        <w:rPr>
-          <w:rFonts w:ascii="Courier New" w:hAnsi="Courier New" w:cs="Courier New"/>
-          <w:b/>
-          <w:bCs/>
-          <w:sz w:val="20"/>
-          <w:szCs w:val="20"/>
-        </w:rPr>
-      </w:pPr>
-      <w:r>
-        <w:rPr>
-          <w:rFonts w:ascii="Courier New" w:hAnsi="Courier New" w:cs="Courier New"/>
-          <w:b/>
-          <w:bCs/>
-          <w:sz w:val="20"/>
-          <w:szCs w:val="20"/>
-        </w:rPr>
-        <w:t>Варіант 26:</w:t>
+        <w:t>Написати програму для обчислення і виводу на екран значення змінної y – функції від аргументу x. x, y – дійсні числа.</w:t>
       </w:r>
     </w:p>
     <w:p>
@@ -322,9 +269,9 @@
           <w:szCs w:val="20"/>
         </w:rPr>
         <w:drawing>
-          <wp:inline distT="0" distB="0" distL="0" distR="0" wp14:anchorId="34B85877" wp14:editId="7CEC5473">
-            <wp:extent cx="1861705" cy="762000"/>
-            <wp:effectExtent l="0" t="0" r="5715" b="0"/>
+          <wp:inline distT="0" distB="0" distL="0" distR="0" wp14:anchorId="7B9C7A2D" wp14:editId="771C36BF">
+            <wp:extent cx="2763457" cy="1274618"/>
+            <wp:effectExtent l="0" t="0" r="0" b="1905"/>
             <wp:docPr id="1" name="Рисунок 1"/>
             <wp:cNvGraphicFramePr>
               <a:graphicFrameLocks xmlns:a="http://schemas.openxmlformats.org/drawingml/2006/main" noChangeAspect="1"/>
@@ -345,7 +292,7 @@
                   <pic:spPr>
                     <a:xfrm>
                       <a:off x="0" y="0"/>
-                      <a:ext cx="1873804" cy="766952"/>
+                      <a:ext cx="2770584" cy="1277905"/>
                     </a:xfrm>
                     <a:prstGeom prst="rect">
                       <a:avLst/>
@@ -374,43 +321,418 @@
             <w:sz w:val="20"/>
             <w:szCs w:val="20"/>
           </w:rPr>
-          <w:t>https://github.com/fedorenkokirilo08-svg/lab02_re</w:t>
-        </w:r>
-        <w:r>
-          <w:rPr>
-            <w:rStyle w:val="a4"/>
-            <w:rFonts w:ascii="Courier New" w:hAnsi="Courier New" w:cs="Courier New"/>
-            <w:sz w:val="20"/>
-            <w:szCs w:val="20"/>
-          </w:rPr>
-          <w:t>p</w:t>
-        </w:r>
-        <w:r>
-          <w:rPr>
-            <w:rStyle w:val="a4"/>
-            <w:rFonts w:ascii="Courier New" w:hAnsi="Courier New" w:cs="Courier New"/>
-            <w:sz w:val="20"/>
-            <w:szCs w:val="20"/>
-          </w:rPr>
-          <w:t>os/tree/lab3/Lab%233.01</w:t>
+          <w:t>https://github.com/fedorenkokirilo08-svg/lab02_repos/tree/lab3/Lab%233.01</w:t>
         </w:r>
       </w:hyperlink>
     </w:p>
     <w:p>
       <w:pPr>
-        <w:rPr>
-          <w:rFonts w:ascii="Courier New" w:hAnsi="Courier New" w:cs="Courier New"/>
-          <w:sz w:val="20"/>
-          <w:szCs w:val="20"/>
-        </w:rPr>
-      </w:pPr>
-      <w:r>
-        <w:rPr>
-          <w:rFonts w:ascii="Courier New" w:hAnsi="Courier New" w:cs="Courier New"/>
-          <w:sz w:val="20"/>
-          <w:szCs w:val="20"/>
-        </w:rPr>
-        <w:t xml:space="preserve">Блок схема та </w:t>
+        <w:jc w:val="both"/>
+        <w:rPr>
+          <w:rFonts w:ascii="Courier New" w:hAnsi="Courier New" w:cs="Courier New"/>
+          <w:b/>
+          <w:bCs/>
+          <w:sz w:val="20"/>
+          <w:szCs w:val="20"/>
+        </w:rPr>
+      </w:pPr>
+    </w:p>
+    <w:p>
+      <w:pPr>
+        <w:jc w:val="both"/>
+        <w:rPr>
+          <w:rFonts w:ascii="Courier New" w:hAnsi="Courier New" w:cs="Courier New"/>
+          <w:b/>
+          <w:bCs/>
+          <w:sz w:val="20"/>
+          <w:szCs w:val="20"/>
+        </w:rPr>
+      </w:pPr>
+    </w:p>
+    <w:p>
+      <w:pPr>
+        <w:jc w:val="both"/>
+        <w:rPr>
+          <w:rFonts w:ascii="Courier New" w:hAnsi="Courier New" w:cs="Courier New"/>
+          <w:b/>
+          <w:bCs/>
+          <w:sz w:val="20"/>
+          <w:szCs w:val="20"/>
+        </w:rPr>
+      </w:pPr>
+    </w:p>
+    <w:p>
+      <w:pPr>
+        <w:jc w:val="both"/>
+        <w:rPr>
+          <w:rFonts w:ascii="Courier New" w:hAnsi="Courier New" w:cs="Courier New"/>
+          <w:b/>
+          <w:bCs/>
+          <w:sz w:val="20"/>
+          <w:szCs w:val="20"/>
+        </w:rPr>
+      </w:pPr>
+    </w:p>
+    <w:p>
+      <w:pPr>
+        <w:jc w:val="both"/>
+        <w:rPr>
+          <w:rFonts w:ascii="Courier New" w:hAnsi="Courier New" w:cs="Courier New"/>
+          <w:b/>
+          <w:bCs/>
+          <w:sz w:val="20"/>
+          <w:szCs w:val="20"/>
+        </w:rPr>
+      </w:pPr>
+    </w:p>
+    <w:p>
+      <w:pPr>
+        <w:jc w:val="both"/>
+        <w:rPr>
+          <w:rFonts w:ascii="Courier New" w:hAnsi="Courier New" w:cs="Courier New"/>
+          <w:b/>
+          <w:bCs/>
+          <w:sz w:val="20"/>
+          <w:szCs w:val="20"/>
+        </w:rPr>
+      </w:pPr>
+    </w:p>
+    <w:p>
+      <w:pPr>
+        <w:jc w:val="both"/>
+        <w:rPr>
+          <w:rFonts w:ascii="Courier New" w:hAnsi="Courier New" w:cs="Courier New"/>
+          <w:b/>
+          <w:bCs/>
+          <w:sz w:val="20"/>
+          <w:szCs w:val="20"/>
+        </w:rPr>
+      </w:pPr>
+    </w:p>
+    <w:p>
+      <w:pPr>
+        <w:jc w:val="both"/>
+        <w:rPr>
+          <w:rFonts w:ascii="Courier New" w:hAnsi="Courier New" w:cs="Courier New"/>
+          <w:b/>
+          <w:bCs/>
+          <w:sz w:val="20"/>
+          <w:szCs w:val="20"/>
+        </w:rPr>
+      </w:pPr>
+    </w:p>
+    <w:p>
+      <w:pPr>
+        <w:jc w:val="both"/>
+        <w:rPr>
+          <w:rFonts w:ascii="Courier New" w:hAnsi="Courier New" w:cs="Courier New"/>
+          <w:b/>
+          <w:bCs/>
+          <w:sz w:val="20"/>
+          <w:szCs w:val="20"/>
+        </w:rPr>
+      </w:pPr>
+    </w:p>
+    <w:p>
+      <w:pPr>
+        <w:jc w:val="both"/>
+        <w:rPr>
+          <w:rFonts w:ascii="Courier New" w:hAnsi="Courier New" w:cs="Courier New"/>
+          <w:b/>
+          <w:bCs/>
+          <w:sz w:val="20"/>
+          <w:szCs w:val="20"/>
+        </w:rPr>
+      </w:pPr>
+    </w:p>
+    <w:p>
+      <w:pPr>
+        <w:jc w:val="both"/>
+        <w:rPr>
+          <w:rFonts w:ascii="Courier New" w:hAnsi="Courier New" w:cs="Courier New"/>
+          <w:b/>
+          <w:bCs/>
+          <w:sz w:val="20"/>
+          <w:szCs w:val="20"/>
+        </w:rPr>
+      </w:pPr>
+    </w:p>
+    <w:p>
+      <w:pPr>
+        <w:jc w:val="both"/>
+        <w:rPr>
+          <w:rFonts w:ascii="Courier New" w:hAnsi="Courier New" w:cs="Courier New"/>
+          <w:b/>
+          <w:bCs/>
+          <w:sz w:val="20"/>
+          <w:szCs w:val="20"/>
+        </w:rPr>
+      </w:pPr>
+    </w:p>
+    <w:p>
+      <w:pPr>
+        <w:jc w:val="both"/>
+        <w:rPr>
+          <w:rFonts w:ascii="Courier New" w:hAnsi="Courier New" w:cs="Courier New"/>
+          <w:b/>
+          <w:bCs/>
+          <w:sz w:val="20"/>
+          <w:szCs w:val="20"/>
+        </w:rPr>
+      </w:pPr>
+    </w:p>
+    <w:p>
+      <w:pPr>
+        <w:jc w:val="both"/>
+        <w:rPr>
+          <w:rFonts w:ascii="Courier New" w:hAnsi="Courier New" w:cs="Courier New"/>
+          <w:b/>
+          <w:bCs/>
+          <w:sz w:val="20"/>
+          <w:szCs w:val="20"/>
+        </w:rPr>
+      </w:pPr>
+    </w:p>
+    <w:p>
+      <w:pPr>
+        <w:jc w:val="both"/>
+        <w:rPr>
+          <w:rFonts w:ascii="Courier New" w:hAnsi="Courier New" w:cs="Courier New"/>
+          <w:b/>
+          <w:bCs/>
+          <w:sz w:val="20"/>
+          <w:szCs w:val="20"/>
+        </w:rPr>
+      </w:pPr>
+    </w:p>
+    <w:p>
+      <w:pPr>
+        <w:jc w:val="both"/>
+        <w:rPr>
+          <w:rFonts w:ascii="Courier New" w:hAnsi="Courier New" w:cs="Courier New"/>
+          <w:b/>
+          <w:bCs/>
+          <w:sz w:val="20"/>
+          <w:szCs w:val="20"/>
+        </w:rPr>
+      </w:pPr>
+    </w:p>
+    <w:p>
+      <w:pPr>
+        <w:jc w:val="both"/>
+        <w:rPr>
+          <w:rFonts w:ascii="Courier New" w:hAnsi="Courier New" w:cs="Courier New"/>
+          <w:b/>
+          <w:bCs/>
+          <w:sz w:val="20"/>
+          <w:szCs w:val="20"/>
+        </w:rPr>
+      </w:pPr>
+    </w:p>
+    <w:p>
+      <w:pPr>
+        <w:jc w:val="both"/>
+        <w:rPr>
+          <w:rFonts w:ascii="Courier New" w:hAnsi="Courier New" w:cs="Courier New"/>
+          <w:b/>
+          <w:bCs/>
+          <w:sz w:val="20"/>
+          <w:szCs w:val="20"/>
+        </w:rPr>
+      </w:pPr>
+    </w:p>
+    <w:p>
+      <w:pPr>
+        <w:jc w:val="both"/>
+        <w:rPr>
+          <w:rFonts w:ascii="Courier New" w:hAnsi="Courier New" w:cs="Courier New"/>
+          <w:b/>
+          <w:bCs/>
+          <w:sz w:val="20"/>
+          <w:szCs w:val="20"/>
+        </w:rPr>
+      </w:pPr>
+    </w:p>
+    <w:p>
+      <w:pPr>
+        <w:jc w:val="both"/>
+        <w:rPr>
+          <w:rFonts w:ascii="Courier New" w:hAnsi="Courier New" w:cs="Courier New"/>
+          <w:b/>
+          <w:bCs/>
+          <w:sz w:val="20"/>
+          <w:szCs w:val="20"/>
+        </w:rPr>
+      </w:pPr>
+    </w:p>
+    <w:p>
+      <w:pPr>
+        <w:jc w:val="both"/>
+        <w:rPr>
+          <w:rFonts w:ascii="Courier New" w:hAnsi="Courier New" w:cs="Courier New"/>
+          <w:sz w:val="20"/>
+          <w:szCs w:val="20"/>
+        </w:rPr>
+      </w:pPr>
+      <w:r>
+        <w:rPr>
+          <w:rFonts w:ascii="Courier New" w:hAnsi="Courier New" w:cs="Courier New"/>
+          <w:b/>
+          <w:bCs/>
+          <w:noProof/>
+          <w:sz w:val="20"/>
+          <w:szCs w:val="20"/>
+        </w:rPr>
+        <w:drawing>
+          <wp:anchor distT="0" distB="0" distL="114300" distR="114300" simplePos="0" relativeHeight="251659264" behindDoc="1" locked="0" layoutInCell="1" allowOverlap="1" wp14:anchorId="4D714ACE" wp14:editId="33E3FF89">
+            <wp:simplePos x="0" y="0"/>
+            <wp:positionH relativeFrom="column">
+              <wp:posOffset>2306089</wp:posOffset>
+            </wp:positionH>
+            <wp:positionV relativeFrom="margin">
+              <wp:posOffset>-142933</wp:posOffset>
+            </wp:positionV>
+            <wp:extent cx="1910080" cy="7873365"/>
+            <wp:effectExtent l="0" t="0" r="0" b="0"/>
+            <wp:wrapTight wrapText="bothSides">
+              <wp:wrapPolygon edited="0">
+                <wp:start x="0" y="0"/>
+                <wp:lineTo x="0" y="21532"/>
+                <wp:lineTo x="21327" y="21532"/>
+                <wp:lineTo x="21327" y="0"/>
+                <wp:lineTo x="0" y="0"/>
+              </wp:wrapPolygon>
+            </wp:wrapTight>
+            <wp:docPr id="3" name="Рисунок 3"/>
+            <wp:cNvGraphicFramePr>
+              <a:graphicFrameLocks xmlns:a="http://schemas.openxmlformats.org/drawingml/2006/main" noChangeAspect="1"/>
+            </wp:cNvGraphicFramePr>
+            <a:graphic xmlns:a="http://schemas.openxmlformats.org/drawingml/2006/main">
+              <a:graphicData uri="http://schemas.openxmlformats.org/drawingml/2006/picture">
+                <pic:pic xmlns:pic="http://schemas.openxmlformats.org/drawingml/2006/picture">
+                  <pic:nvPicPr>
+                    <pic:cNvPr id="3" name="Рисунок 3"/>
+                    <pic:cNvPicPr/>
+                  </pic:nvPicPr>
+                  <pic:blipFill>
+                    <a:blip r:embed="rId7">
+                      <a:extLst>
+                        <a:ext uri="{28A0092B-C50C-407E-A947-70E740481C1C}">
+                          <a14:useLocalDpi xmlns:a14="http://schemas.microsoft.com/office/drawing/2010/main" val="0"/>
+                        </a:ext>
+                      </a:extLst>
+                    </a:blip>
+                    <a:stretch>
+                      <a:fillRect/>
+                    </a:stretch>
+                  </pic:blipFill>
+                  <pic:spPr>
+                    <a:xfrm>
+                      <a:off x="0" y="0"/>
+                      <a:ext cx="1910080" cy="7873365"/>
+                    </a:xfrm>
+                    <a:prstGeom prst="rect">
+                      <a:avLst/>
+                    </a:prstGeom>
+                  </pic:spPr>
+                </pic:pic>
+              </a:graphicData>
+            </a:graphic>
+            <wp14:sizeRelV relativeFrom="margin">
+              <wp14:pctHeight>0</wp14:pctHeight>
+            </wp14:sizeRelV>
+          </wp:anchor>
+        </w:drawing>
+      </w:r>
+      <w:r>
+        <w:rPr>
+          <w:rFonts w:ascii="Courier New" w:hAnsi="Courier New" w:cs="Courier New"/>
+          <w:b/>
+          <w:bCs/>
+          <w:noProof/>
+          <w:sz w:val="20"/>
+          <w:szCs w:val="20"/>
+        </w:rPr>
+        <w:drawing>
+          <wp:anchor distT="0" distB="0" distL="114300" distR="114300" simplePos="0" relativeHeight="251658240" behindDoc="0" locked="0" layoutInCell="1" allowOverlap="1" wp14:anchorId="1905DACE" wp14:editId="39EB7EA0">
+            <wp:simplePos x="0" y="0"/>
+            <wp:positionH relativeFrom="column">
+              <wp:posOffset>-706524</wp:posOffset>
+            </wp:positionH>
+            <wp:positionV relativeFrom="page">
+              <wp:posOffset>400916</wp:posOffset>
+            </wp:positionV>
+            <wp:extent cx="2860675" cy="5229225"/>
+            <wp:effectExtent l="0" t="0" r="0" b="9525"/>
+            <wp:wrapSquare wrapText="bothSides"/>
+            <wp:docPr id="2" name="Рисунок 2"/>
+            <wp:cNvGraphicFramePr>
+              <a:graphicFrameLocks xmlns:a="http://schemas.openxmlformats.org/drawingml/2006/main" noChangeAspect="1"/>
+            </wp:cNvGraphicFramePr>
+            <a:graphic xmlns:a="http://schemas.openxmlformats.org/drawingml/2006/main">
+              <a:graphicData uri="http://schemas.openxmlformats.org/drawingml/2006/picture">
+                <pic:pic xmlns:pic="http://schemas.openxmlformats.org/drawingml/2006/picture">
+                  <pic:nvPicPr>
+                    <pic:cNvPr id="2" name="Рисунок 2"/>
+                    <pic:cNvPicPr/>
+                  </pic:nvPicPr>
+                  <pic:blipFill>
+                    <a:blip r:embed="rId8">
+                      <a:extLst>
+                        <a:ext uri="{28A0092B-C50C-407E-A947-70E740481C1C}">
+                          <a14:useLocalDpi xmlns:a14="http://schemas.microsoft.com/office/drawing/2010/main" val="0"/>
+                        </a:ext>
+                      </a:extLst>
+                    </a:blip>
+                    <a:stretch>
+                      <a:fillRect/>
+                    </a:stretch>
+                  </pic:blipFill>
+                  <pic:spPr>
+                    <a:xfrm>
+                      <a:off x="0" y="0"/>
+                      <a:ext cx="2860675" cy="5229225"/>
+                    </a:xfrm>
+                    <a:prstGeom prst="rect">
+                      <a:avLst/>
+                    </a:prstGeom>
+                  </pic:spPr>
+                </pic:pic>
+              </a:graphicData>
+            </a:graphic>
+          </wp:anchor>
+        </w:drawing>
+      </w:r>
+      <w:r>
+        <w:rPr>
+          <w:rFonts w:ascii="Courier New" w:hAnsi="Courier New" w:cs="Courier New"/>
+          <w:b/>
+          <w:bCs/>
+          <w:sz w:val="20"/>
+          <w:szCs w:val="20"/>
+        </w:rPr>
+        <w:t xml:space="preserve"> </w:t>
+      </w:r>
+      <w:r>
+        <w:rPr>
+          <w:rFonts w:ascii="Courier New" w:hAnsi="Courier New" w:cs="Courier New"/>
+          <w:b/>
+          <w:bCs/>
+          <w:sz w:val="20"/>
+          <w:szCs w:val="20"/>
+        </w:rPr>
+        <w:t>Висновок:</w:t>
+      </w:r>
+      <w:r>
+        <w:t xml:space="preserve"> </w:t>
+      </w:r>
+      <w:r>
+        <w:rPr>
+          <w:rFonts w:ascii="Courier New" w:hAnsi="Courier New" w:cs="Courier New"/>
+          <w:sz w:val="20"/>
+          <w:szCs w:val="20"/>
+        </w:rPr>
+        <w:t>У ході роботи була створена програма, яка обчислює значення функції</w:t>
       </w:r>
       <w:r>
         <w:rPr>
@@ -419,37 +741,40 @@
           <w:szCs w:val="20"/>
           <w:lang w:val="en-US"/>
         </w:rPr>
-        <w:t xml:space="preserve">UML-activity </w:t>
-      </w:r>
-      <w:r>
-        <w:rPr>
-          <w:rFonts w:ascii="Courier New" w:hAnsi="Courier New" w:cs="Courier New"/>
-          <w:sz w:val="20"/>
-          <w:szCs w:val="20"/>
-        </w:rPr>
-        <w:t>діаграма будуть у листі.</w:t>
-      </w:r>
-    </w:p>
-    <w:p>
-      <w:pPr>
-        <w:jc w:val="both"/>
-        <w:rPr>
-          <w:rFonts w:ascii="Courier New" w:hAnsi="Courier New" w:cs="Courier New"/>
-          <w:sz w:val="20"/>
-          <w:szCs w:val="20"/>
-        </w:rPr>
-      </w:pPr>
-      <w:r>
-        <w:rPr>
-          <w:rFonts w:ascii="Courier New" w:hAnsi="Courier New" w:cs="Courier New"/>
-          <w:b/>
-          <w:bCs/>
-          <w:sz w:val="20"/>
-          <w:szCs w:val="20"/>
-        </w:rPr>
-        <w:t>Висновок:</w:t>
-      </w:r>
-      <w:r>
+        <w:t xml:space="preserve"> y </w:t>
+      </w:r>
+      <w:r>
+        <w:rPr>
+          <w:rFonts w:ascii="Courier New" w:hAnsi="Courier New" w:cs="Courier New"/>
+          <w:sz w:val="20"/>
+          <w:szCs w:val="20"/>
+        </w:rPr>
+        <w:t>для введеного користувачем аргументу x і виводить результат на екран</w:t>
+      </w:r>
+      <w:r>
+        <w:rPr>
+          <w:rFonts w:ascii="Courier New" w:hAnsi="Courier New" w:cs="Courier New"/>
+          <w:sz w:val="20"/>
+          <w:szCs w:val="20"/>
+          <w:lang w:val="en-US"/>
+        </w:rPr>
+        <w:t xml:space="preserve">. </w:t>
+      </w:r>
+      <w:r>
+        <w:rPr>
+          <w:rFonts w:ascii="Courier New" w:hAnsi="Courier New" w:cs="Courier New"/>
+          <w:sz w:val="20"/>
+          <w:szCs w:val="20"/>
+        </w:rPr>
+        <w:t>Програма демонструє використання змінних,</w:t>
+      </w:r>
+      <w:r>
+        <w:rPr>
+          <w:rFonts w:ascii="Courier New" w:hAnsi="Courier New" w:cs="Courier New"/>
+          <w:sz w:val="20"/>
+          <w:szCs w:val="20"/>
+          <w:lang w:val="en-US"/>
+        </w:rPr>
         <w:t xml:space="preserve"> </w:t>
       </w:r>
       <w:r>
@@ -458,25 +783,7 @@
           <w:sz w:val="20"/>
           <w:szCs w:val="20"/>
         </w:rPr>
-        <w:t xml:space="preserve">У ході роботи була створена програма, яка обчислює значення функції </w:t>
-      </w:r>
-      <w:proofErr w:type="spellStart"/>
-      <w:r>
-        <w:rPr>
-          <w:rFonts w:ascii="Courier New" w:hAnsi="Courier New" w:cs="Courier New"/>
-          <w:sz w:val="20"/>
-          <w:szCs w:val="20"/>
-        </w:rPr>
-        <w:t>yyy</w:t>
-      </w:r>
-      <w:proofErr w:type="spellEnd"/>
-      <w:r>
-        <w:rPr>
-          <w:rFonts w:ascii="Courier New" w:hAnsi="Courier New" w:cs="Courier New"/>
-          <w:sz w:val="20"/>
-          <w:szCs w:val="20"/>
-        </w:rPr>
-        <w:t xml:space="preserve"> для введеного користувачем аргументу xxx і виводить результат на екран. Програма демонструє використання змінних, операторів вводу/виводу та обчислення функцій для дійсних чисел.</w:t>
+        <w:t>операторів вводу/виводу та обчислення функцій для дійсних чисел.</w:t>
       </w:r>
     </w:p>
     <w:sectPr>
